--- a/atividade de rayane.docx
+++ b/atividade de rayane.docx
@@ -1175,6 +1175,1241 @@
           <w:szCs w:val="28"/>
         </w:rPr>
         <w:t>RN02 - Permissões do Diretor do Campus</w:t>
+      </w:r>
+    </w:p>
+    <w:p>
+      <w:pPr>
+        <w:rPr>
+          <w:sz w:val="28"/>
+          <w:szCs w:val="28"/>
+        </w:rPr>
+      </w:pPr>
+    </w:p>
+    <w:p>
+      <w:pPr>
+        <w:rPr>
+          <w:sz w:val="28"/>
+          <w:szCs w:val="28"/>
+        </w:rPr>
+      </w:pPr>
+    </w:p>
+    <w:p>
+      <w:pPr>
+        <w:rPr>
+          <w:b/>
+          <w:bCs/>
+          <w:sz w:val="32"/>
+          <w:szCs w:val="32"/>
+        </w:rPr>
+      </w:pPr>
+      <w:r>
+        <w:rPr>
+          <w:b/>
+          <w:bCs/>
+          <w:sz w:val="32"/>
+          <w:szCs w:val="32"/>
+        </w:rPr>
+        <w:t xml:space="preserve">Especificação de caso de uso </w:t>
+      </w:r>
+    </w:p>
+    <w:p>
+      <w:pPr>
+        <w:rPr>
+          <w:b/>
+          <w:bCs/>
+          <w:sz w:val="28"/>
+          <w:szCs w:val="28"/>
+        </w:rPr>
+      </w:pPr>
+      <w:r>
+        <w:rPr>
+          <w:b/>
+          <w:bCs/>
+          <w:sz w:val="28"/>
+          <w:szCs w:val="28"/>
+        </w:rPr>
+        <w:t>Exercício 1: Sistema de Vendas Online</w:t>
+      </w:r>
+    </w:p>
+    <w:p>
+      <w:pPr>
+        <w:rPr>
+          <w:sz w:val="32"/>
+          <w:szCs w:val="32"/>
+        </w:rPr>
+      </w:pPr>
+      <w:r>
+        <w:rPr>
+          <w:sz w:val="32"/>
+          <w:szCs w:val="32"/>
+        </w:rPr>
+        <w:t>Caso de Uso: UC01 - Realizar Pedido</w:t>
+      </w:r>
+    </w:p>
+    <w:p>
+      <w:pPr>
+        <w:ind w:left="720"/>
+        <w:rPr>
+          <w:sz w:val="28"/>
+          <w:szCs w:val="28"/>
+        </w:rPr>
+      </w:pPr>
+      <w:r>
+        <w:rPr>
+          <w:b/>
+          <w:bCs/>
+          <w:sz w:val="28"/>
+          <w:szCs w:val="28"/>
+        </w:rPr>
+        <w:t>Descrição:</w:t>
+      </w:r>
+      <w:r>
+        <w:rPr>
+          <w:sz w:val="28"/>
+          <w:szCs w:val="28"/>
+        </w:rPr>
+        <w:t xml:space="preserve"> Permite que um cliente selecione produtos do catálogo e efetue um novo pedido de compra, informando obrigatoriamente os seus dados cadastrais.</w:t>
+      </w:r>
+    </w:p>
+    <w:p>
+      <w:pPr>
+        <w:ind w:left="720"/>
+        <w:rPr>
+          <w:sz w:val="28"/>
+          <w:szCs w:val="28"/>
+        </w:rPr>
+      </w:pPr>
+      <w:r>
+        <w:rPr>
+          <w:b/>
+          <w:bCs/>
+          <w:sz w:val="28"/>
+          <w:szCs w:val="28"/>
+        </w:rPr>
+        <w:t>Ator:</w:t>
+      </w:r>
+      <w:r>
+        <w:rPr>
+          <w:sz w:val="28"/>
+          <w:szCs w:val="28"/>
+        </w:rPr>
+        <w:t xml:space="preserve"> Cliente</w:t>
+      </w:r>
+    </w:p>
+    <w:p>
+      <w:pPr>
+        <w:ind w:left="720"/>
+        <w:rPr>
+          <w:sz w:val="28"/>
+          <w:szCs w:val="28"/>
+        </w:rPr>
+      </w:pPr>
+      <w:r>
+        <w:rPr>
+          <w:b/>
+          <w:bCs/>
+          <w:sz w:val="28"/>
+          <w:szCs w:val="28"/>
+        </w:rPr>
+        <w:t>Pré-condições:</w:t>
+      </w:r>
+    </w:p>
+    <w:p>
+      <w:pPr>
+        <w:rPr>
+          <w:sz w:val="28"/>
+          <w:szCs w:val="28"/>
+        </w:rPr>
+      </w:pPr>
+      <w:r>
+        <w:rPr>
+          <w:sz w:val="28"/>
+          <w:szCs w:val="28"/>
+        </w:rPr>
+        <w:t xml:space="preserve">                   </w:t>
+      </w:r>
+      <w:r>
+        <w:rPr>
+          <w:sz w:val="28"/>
+          <w:szCs w:val="28"/>
+        </w:rPr>
+        <w:t>O cliente deve estar a consultar o catálogo de produtos.</w:t>
+      </w:r>
+    </w:p>
+    <w:p>
+      <w:pPr>
+        <w:ind w:left="1080"/>
+        <w:rPr>
+          <w:sz w:val="28"/>
+          <w:szCs w:val="28"/>
+        </w:rPr>
+      </w:pPr>
+      <w:r>
+        <w:rPr>
+          <w:sz w:val="28"/>
+          <w:szCs w:val="28"/>
+        </w:rPr>
+        <w:t>O sistema deve estar online e disponível.</w:t>
+      </w:r>
+    </w:p>
+    <w:p>
+      <w:pPr>
+        <w:numPr>
+          <w:ilvl w:val="0"/>
+          <w:numId w:val="6"/>
+        </w:numPr>
+        <w:rPr>
+          <w:sz w:val="28"/>
+          <w:szCs w:val="28"/>
+        </w:rPr>
+      </w:pPr>
+      <w:r>
+        <w:rPr>
+          <w:b/>
+          <w:bCs/>
+          <w:sz w:val="28"/>
+          <w:szCs w:val="28"/>
+        </w:rPr>
+        <w:t>Pós-condições:</w:t>
+      </w:r>
+    </w:p>
+    <w:p>
+      <w:pPr>
+        <w:rPr>
+          <w:sz w:val="28"/>
+          <w:szCs w:val="28"/>
+        </w:rPr>
+      </w:pPr>
+      <w:r>
+        <w:rPr>
+          <w:sz w:val="28"/>
+          <w:szCs w:val="28"/>
+        </w:rPr>
+        <w:t xml:space="preserve">                  </w:t>
+      </w:r>
+      <w:r>
+        <w:rPr>
+          <w:sz w:val="28"/>
+          <w:szCs w:val="28"/>
+        </w:rPr>
+        <w:t>O pedido é registado com sucesso no sistema.</w:t>
+      </w:r>
+    </w:p>
+    <w:p>
+      <w:pPr>
+        <w:rPr>
+          <w:sz w:val="28"/>
+          <w:szCs w:val="28"/>
+        </w:rPr>
+      </w:pPr>
+      <w:r>
+        <w:rPr>
+          <w:sz w:val="28"/>
+          <w:szCs w:val="28"/>
+        </w:rPr>
+        <w:t xml:space="preserve">                  </w:t>
+      </w:r>
+      <w:r>
+        <w:rPr>
+          <w:sz w:val="28"/>
+          <w:szCs w:val="28"/>
+        </w:rPr>
+        <w:t>Os dados do cliente ficam vinculados ao pedido gerado.</w:t>
+      </w:r>
+    </w:p>
+    <w:p>
+      <w:pPr>
+        <w:rPr>
+          <w:b/>
+          <w:bCs/>
+          <w:sz w:val="28"/>
+          <w:szCs w:val="28"/>
+        </w:rPr>
+      </w:pPr>
+      <w:r>
+        <w:rPr>
+          <w:b/>
+          <w:bCs/>
+          <w:sz w:val="28"/>
+          <w:szCs w:val="28"/>
+        </w:rPr>
+        <w:t>Fluxo Princip</w:t>
+      </w:r>
+      <w:r>
+        <w:rPr>
+          <w:b/>
+          <w:bCs/>
+          <w:sz w:val="28"/>
+          <w:szCs w:val="28"/>
+        </w:rPr>
+        <w:t>al</w:t>
+      </w:r>
+      <w:r>
+        <w:rPr>
+          <w:b/>
+          <w:bCs/>
+          <w:sz w:val="28"/>
+          <w:szCs w:val="28"/>
+        </w:rPr>
+        <w:t>:</w:t>
+      </w:r>
+    </w:p>
+    <w:p>
+      <w:pPr>
+        <w:ind w:left="720"/>
+        <w:rPr>
+          <w:sz w:val="28"/>
+          <w:szCs w:val="28"/>
+        </w:rPr>
+      </w:pPr>
+      <w:r>
+        <w:rPr>
+          <w:sz w:val="28"/>
+          <w:szCs w:val="28"/>
+        </w:rPr>
+        <w:t>O cliente acede à opção de realizar um novo pedido.</w:t>
+      </w:r>
+    </w:p>
+    <w:p>
+      <w:pPr>
+        <w:ind w:left="720"/>
+        <w:rPr>
+          <w:sz w:val="28"/>
+          <w:szCs w:val="28"/>
+        </w:rPr>
+      </w:pPr>
+      <w:r>
+        <w:rPr>
+          <w:sz w:val="28"/>
+          <w:szCs w:val="28"/>
+        </w:rPr>
+        <w:lastRenderedPageBreak/>
+        <w:t>O sistema solicita e obriga o preenchimento dos dados do cliente (&lt;&lt;include&gt;&gt; - Informa Dados do Cliente).</w:t>
+      </w:r>
+    </w:p>
+    <w:p>
+      <w:pPr>
+        <w:ind w:left="720"/>
+        <w:rPr>
+          <w:sz w:val="28"/>
+          <w:szCs w:val="28"/>
+        </w:rPr>
+      </w:pPr>
+      <w:r>
+        <w:rPr>
+          <w:sz w:val="28"/>
+          <w:szCs w:val="28"/>
+        </w:rPr>
+        <w:t>O cliente preenche os seus dados obrigatórios e o sistema valida as informações.</w:t>
+      </w:r>
+    </w:p>
+    <w:p>
+      <w:pPr>
+        <w:ind w:left="720"/>
+        <w:rPr>
+          <w:sz w:val="28"/>
+          <w:szCs w:val="28"/>
+        </w:rPr>
+      </w:pPr>
+      <w:r>
+        <w:rPr>
+          <w:sz w:val="28"/>
+          <w:szCs w:val="28"/>
+        </w:rPr>
+        <w:t>O cliente seleciona os produtos desejados a partir do catálogo.</w:t>
+      </w:r>
+    </w:p>
+    <w:p>
+      <w:pPr>
+        <w:ind w:left="720"/>
+        <w:rPr>
+          <w:sz w:val="28"/>
+          <w:szCs w:val="28"/>
+        </w:rPr>
+      </w:pPr>
+      <w:r>
+        <w:rPr>
+          <w:sz w:val="28"/>
+          <w:szCs w:val="28"/>
+        </w:rPr>
+        <w:t>O sistema calcula o valor total e confirma a submissão do pedido.</w:t>
+      </w:r>
+    </w:p>
+    <w:p>
+      <w:pPr>
+        <w:ind w:left="720"/>
+        <w:rPr>
+          <w:sz w:val="28"/>
+          <w:szCs w:val="28"/>
+        </w:rPr>
+      </w:pPr>
+      <w:r>
+        <w:rPr>
+          <w:sz w:val="28"/>
+          <w:szCs w:val="28"/>
+        </w:rPr>
+        <w:t>O sistema regista o pedido e exibe uma mensagem de confirmação com o número de protocolo.</w:t>
+      </w:r>
+    </w:p>
+    <w:p>
+      <w:pPr>
+        <w:rPr>
+          <w:b/>
+          <w:bCs/>
+          <w:sz w:val="28"/>
+          <w:szCs w:val="28"/>
+        </w:rPr>
+      </w:pPr>
+      <w:r>
+        <w:rPr>
+          <w:b/>
+          <w:bCs/>
+          <w:sz w:val="28"/>
+          <w:szCs w:val="28"/>
+        </w:rPr>
+        <w:t>Fluxo Alternativo / Exceção:</w:t>
+      </w:r>
+    </w:p>
+    <w:p>
+      <w:pPr>
+        <w:rPr>
+          <w:sz w:val="28"/>
+          <w:szCs w:val="28"/>
+        </w:rPr>
+      </w:pPr>
+      <w:r>
+        <w:rPr>
+          <w:b/>
+          <w:bCs/>
+          <w:sz w:val="28"/>
+          <w:szCs w:val="28"/>
+        </w:rPr>
+        <w:t xml:space="preserve">  </w:t>
+      </w:r>
+      <w:r>
+        <w:rPr>
+          <w:b/>
+          <w:bCs/>
+          <w:sz w:val="28"/>
+          <w:szCs w:val="28"/>
+        </w:rPr>
+        <w:t xml:space="preserve"> Dados obrigatórios ausentes:</w:t>
+      </w:r>
+    </w:p>
+    <w:p>
+      <w:pPr>
+        <w:rPr>
+          <w:sz w:val="28"/>
+          <w:szCs w:val="28"/>
+        </w:rPr>
+      </w:pPr>
+      <w:r>
+        <w:rPr>
+          <w:sz w:val="28"/>
+          <w:szCs w:val="28"/>
+        </w:rPr>
+        <w:t xml:space="preserve">O sistema </w:t>
+      </w:r>
+      <w:r>
+        <w:rPr>
+          <w:sz w:val="28"/>
+          <w:szCs w:val="28"/>
+        </w:rPr>
+        <w:t>detecta</w:t>
+      </w:r>
+      <w:r>
+        <w:rPr>
+          <w:sz w:val="28"/>
+          <w:szCs w:val="28"/>
+        </w:rPr>
+        <w:t xml:space="preserve"> que algum dado obrigatório do cliente não foi preenchido.</w:t>
+      </w:r>
+    </w:p>
+    <w:p>
+      <w:pPr>
+        <w:rPr>
+          <w:sz w:val="28"/>
+          <w:szCs w:val="28"/>
+        </w:rPr>
+      </w:pPr>
+      <w:r>
+        <w:rPr>
+          <w:sz w:val="28"/>
+          <w:szCs w:val="28"/>
+        </w:rPr>
+        <w:t xml:space="preserve">O sistema exibe uma mensagem de erro e impede a </w:t>
+      </w:r>
+      <w:r>
+        <w:rPr>
+          <w:sz w:val="28"/>
+          <w:szCs w:val="28"/>
+        </w:rPr>
+        <w:t xml:space="preserve">                    </w:t>
+      </w:r>
+      <w:r>
+        <w:rPr>
+          <w:sz w:val="28"/>
+          <w:szCs w:val="28"/>
+        </w:rPr>
+        <w:t>finalização do pedido, exigindo o preenchimento correto.</w:t>
+      </w:r>
+    </w:p>
+    <w:p>
+      <w:pPr>
+        <w:rPr>
+          <w:sz w:val="28"/>
+          <w:szCs w:val="28"/>
+        </w:rPr>
+      </w:pPr>
+    </w:p>
+    <w:p>
+      <w:pPr>
+        <w:rPr>
+          <w:sz w:val="28"/>
+          <w:szCs w:val="28"/>
+        </w:rPr>
+      </w:pPr>
+    </w:p>
+    <w:p>
+      <w:pPr>
+        <w:rPr>
+          <w:b/>
+          <w:bCs/>
+          <w:sz w:val="28"/>
+          <w:szCs w:val="28"/>
+        </w:rPr>
+      </w:pPr>
+      <w:r>
+        <w:rPr>
+          <w:b/>
+          <w:bCs/>
+          <w:sz w:val="28"/>
+          <w:szCs w:val="28"/>
+        </w:rPr>
+        <w:t>Exercício 2: Sistema de Crédito</w:t>
+      </w:r>
+    </w:p>
+    <w:p>
+      <w:pPr>
+        <w:rPr>
+          <w:sz w:val="32"/>
+          <w:szCs w:val="32"/>
+        </w:rPr>
+      </w:pPr>
+      <w:r>
+        <w:rPr>
+          <w:sz w:val="32"/>
+          <w:szCs w:val="32"/>
+        </w:rPr>
+        <w:t>Caso de Uso:</w:t>
+      </w:r>
+      <w:r>
+        <w:rPr>
+          <w:sz w:val="32"/>
+          <w:szCs w:val="32"/>
+        </w:rPr>
+        <w:t xml:space="preserve"> </w:t>
+      </w:r>
+      <w:r>
+        <w:rPr>
+          <w:sz w:val="32"/>
+          <w:szCs w:val="32"/>
+        </w:rPr>
+        <w:t>Sacar Dinheiro</w:t>
+      </w:r>
+    </w:p>
+    <w:p>
+      <w:pPr>
+        <w:rPr>
+          <w:sz w:val="28"/>
+          <w:szCs w:val="28"/>
+        </w:rPr>
+      </w:pPr>
+      <w:r>
+        <w:rPr>
+          <w:b/>
+          <w:bCs/>
+          <w:sz w:val="28"/>
+          <w:szCs w:val="28"/>
+        </w:rPr>
+        <w:t>Descrição:</w:t>
+      </w:r>
+      <w:r>
+        <w:rPr>
+          <w:sz w:val="28"/>
+          <w:szCs w:val="28"/>
+        </w:rPr>
+        <w:t xml:space="preserve"> Permite que o cliente realize o saque de valores monetários da sua conta através do caixa </w:t>
+      </w:r>
+      <w:r>
+        <w:rPr>
+          <w:sz w:val="28"/>
+          <w:szCs w:val="28"/>
+        </w:rPr>
+        <w:t>eletrônico</w:t>
+      </w:r>
+      <w:r>
+        <w:rPr>
+          <w:sz w:val="28"/>
+          <w:szCs w:val="28"/>
+        </w:rPr>
+        <w:t>, mediante autenticação obrigatória.</w:t>
+      </w:r>
+    </w:p>
+    <w:p>
+      <w:pPr>
+        <w:rPr>
+          <w:sz w:val="28"/>
+          <w:szCs w:val="28"/>
+        </w:rPr>
+      </w:pPr>
+      <w:r>
+        <w:rPr>
+          <w:b/>
+          <w:bCs/>
+          <w:sz w:val="28"/>
+          <w:szCs w:val="28"/>
+        </w:rPr>
+        <w:t>Ator:</w:t>
+      </w:r>
+      <w:r>
+        <w:rPr>
+          <w:sz w:val="28"/>
+          <w:szCs w:val="28"/>
+        </w:rPr>
+        <w:t xml:space="preserve"> Cliente</w:t>
+      </w:r>
+    </w:p>
+    <w:p>
+      <w:pPr>
+        <w:rPr>
+          <w:sz w:val="28"/>
+          <w:szCs w:val="28"/>
+        </w:rPr>
+      </w:pPr>
+      <w:r>
+        <w:rPr>
+          <w:b/>
+          <w:bCs/>
+          <w:sz w:val="28"/>
+          <w:szCs w:val="28"/>
+        </w:rPr>
+        <w:t>Pré-condições:</w:t>
+      </w:r>
+    </w:p>
+    <w:p>
+      <w:pPr>
+        <w:rPr>
+          <w:sz w:val="28"/>
+          <w:szCs w:val="28"/>
+        </w:rPr>
+      </w:pPr>
+      <w:r>
+        <w:rPr>
+          <w:sz w:val="28"/>
+          <w:szCs w:val="28"/>
+        </w:rPr>
+        <w:t>O cliente deve possuir saldo disponível para o saque.</w:t>
+      </w:r>
+    </w:p>
+    <w:p>
+      <w:pPr>
+        <w:rPr>
+          <w:sz w:val="28"/>
+          <w:szCs w:val="28"/>
+        </w:rPr>
+      </w:pPr>
+      <w:r>
+        <w:rPr>
+          <w:b/>
+          <w:bCs/>
+          <w:sz w:val="28"/>
+          <w:szCs w:val="28"/>
+        </w:rPr>
+        <w:t>Pós-condições:</w:t>
+      </w:r>
+    </w:p>
+    <w:p>
+      <w:pPr>
+        <w:rPr>
+          <w:sz w:val="28"/>
+          <w:szCs w:val="28"/>
+        </w:rPr>
+      </w:pPr>
+      <w:r>
+        <w:rPr>
+          <w:sz w:val="28"/>
+          <w:szCs w:val="28"/>
+        </w:rPr>
+        <w:t>O saldo da conta do cliente é atualizado (debitado).</w:t>
+      </w:r>
+    </w:p>
+    <w:p>
+      <w:pPr>
+        <w:rPr>
+          <w:sz w:val="28"/>
+          <w:szCs w:val="28"/>
+        </w:rPr>
+      </w:pPr>
+      <w:r>
+        <w:rPr>
+          <w:sz w:val="28"/>
+          <w:szCs w:val="28"/>
+        </w:rPr>
+        <w:t>O dinheiro físico é dispensado.</w:t>
+      </w:r>
+    </w:p>
+    <w:p>
+      <w:pPr>
+        <w:rPr>
+          <w:b/>
+          <w:bCs/>
+          <w:sz w:val="28"/>
+          <w:szCs w:val="28"/>
+        </w:rPr>
+      </w:pPr>
+      <w:r>
+        <w:rPr>
+          <w:b/>
+          <w:bCs/>
+          <w:sz w:val="28"/>
+          <w:szCs w:val="28"/>
+        </w:rPr>
+        <w:lastRenderedPageBreak/>
+        <w:t>Fluxo Principal:</w:t>
+      </w:r>
+    </w:p>
+    <w:p>
+      <w:pPr>
+        <w:ind w:left="360"/>
+        <w:rPr>
+          <w:sz w:val="28"/>
+          <w:szCs w:val="28"/>
+        </w:rPr>
+      </w:pPr>
+      <w:r>
+        <w:rPr>
+          <w:sz w:val="28"/>
+          <w:szCs w:val="28"/>
+        </w:rPr>
+        <w:t>O cliente seleciona a opção de Sacar Dinheiro no terminal.</w:t>
+      </w:r>
+    </w:p>
+    <w:p>
+      <w:pPr>
+        <w:ind w:left="360"/>
+        <w:rPr>
+          <w:sz w:val="28"/>
+          <w:szCs w:val="28"/>
+        </w:rPr>
+      </w:pPr>
+      <w:r>
+        <w:rPr>
+          <w:sz w:val="28"/>
+          <w:szCs w:val="28"/>
+        </w:rPr>
+        <w:t>O sistema solicita a autenticação do utilizador (&lt;&lt;include&gt;&gt; - Autenticar Cliente).</w:t>
+      </w:r>
+    </w:p>
+    <w:p>
+      <w:pPr>
+        <w:ind w:left="360"/>
+        <w:rPr>
+          <w:sz w:val="28"/>
+          <w:szCs w:val="28"/>
+        </w:rPr>
+      </w:pPr>
+      <w:r>
+        <w:rPr>
+          <w:sz w:val="28"/>
+          <w:szCs w:val="28"/>
+        </w:rPr>
+        <w:t>O cliente introduz o nome de utilizador e a senha.</w:t>
+      </w:r>
+    </w:p>
+    <w:p>
+      <w:pPr>
+        <w:ind w:left="360"/>
+        <w:rPr>
+          <w:sz w:val="28"/>
+          <w:szCs w:val="28"/>
+        </w:rPr>
+      </w:pPr>
+      <w:r>
+        <w:rPr>
+          <w:sz w:val="28"/>
+          <w:szCs w:val="28"/>
+        </w:rPr>
+        <w:t>O sistema valida as credenciais com sucesso.</w:t>
+      </w:r>
+    </w:p>
+    <w:p>
+      <w:pPr>
+        <w:ind w:left="360"/>
+        <w:rPr>
+          <w:sz w:val="28"/>
+          <w:szCs w:val="28"/>
+        </w:rPr>
+      </w:pPr>
+      <w:r>
+        <w:rPr>
+          <w:sz w:val="28"/>
+          <w:szCs w:val="28"/>
+        </w:rPr>
+        <w:t>O cliente introduz o valor pretendido para o saque.</w:t>
+      </w:r>
+    </w:p>
+    <w:p>
+      <w:pPr>
+        <w:ind w:left="360"/>
+        <w:rPr>
+          <w:sz w:val="28"/>
+          <w:szCs w:val="28"/>
+        </w:rPr>
+      </w:pPr>
+      <w:r>
+        <w:rPr>
+          <w:sz w:val="28"/>
+          <w:szCs w:val="28"/>
+        </w:rPr>
+        <w:t>O sistema verifica se há saldo suficiente e processa a transação.</w:t>
+      </w:r>
+    </w:p>
+    <w:p>
+      <w:pPr>
+        <w:ind w:left="360"/>
+        <w:rPr>
+          <w:sz w:val="28"/>
+          <w:szCs w:val="28"/>
+        </w:rPr>
+      </w:pPr>
+      <w:r>
+        <w:rPr>
+          <w:sz w:val="28"/>
+          <w:szCs w:val="28"/>
+        </w:rPr>
+        <w:t>O sistema desconta o valor do saldo e autoriza a dispensação do dinheiro, exibindo mensagem de sucesso.</w:t>
+      </w:r>
+    </w:p>
+    <w:p>
+      <w:pPr>
+        <w:rPr>
+          <w:b/>
+          <w:bCs/>
+          <w:sz w:val="28"/>
+          <w:szCs w:val="28"/>
+        </w:rPr>
+      </w:pPr>
+      <w:r>
+        <w:rPr>
+          <w:b/>
+          <w:bCs/>
+          <w:sz w:val="28"/>
+          <w:szCs w:val="28"/>
+        </w:rPr>
+        <w:t>Fluxo Alternativo / Exceção:</w:t>
+      </w:r>
+    </w:p>
+    <w:p>
+      <w:pPr>
+        <w:ind w:left="720"/>
+        <w:rPr>
+          <w:sz w:val="28"/>
+          <w:szCs w:val="28"/>
+        </w:rPr>
+      </w:pPr>
+      <w:r>
+        <w:rPr>
+          <w:sz w:val="28"/>
+          <w:szCs w:val="28"/>
+        </w:rPr>
+        <w:t>Falha na autenticação (Credenciais inválidas):</w:t>
+      </w:r>
+    </w:p>
+    <w:p>
+      <w:pPr>
+        <w:ind w:left="1440"/>
+        <w:rPr>
+          <w:sz w:val="28"/>
+          <w:szCs w:val="28"/>
+        </w:rPr>
+      </w:pPr>
+      <w:r>
+        <w:rPr>
+          <w:sz w:val="28"/>
+          <w:szCs w:val="28"/>
+        </w:rPr>
+        <w:t>O sistema valida o nome de utilizador ou a senha e identifica incorreção.</w:t>
+      </w:r>
+    </w:p>
+    <w:p>
+      <w:pPr>
+        <w:ind w:left="1440"/>
+        <w:rPr>
+          <w:sz w:val="28"/>
+          <w:szCs w:val="28"/>
+        </w:rPr>
+      </w:pPr>
+      <w:r>
+        <w:rPr>
+          <w:sz w:val="28"/>
+          <w:szCs w:val="28"/>
+        </w:rPr>
+        <w:t>O sistema bloqueia a operação de saque e exibe uma mensagem de erro de autenticação.</w:t>
+      </w:r>
+    </w:p>
+    <w:p>
+      <w:pPr>
+        <w:ind w:left="1440"/>
+        <w:rPr>
+          <w:sz w:val="28"/>
+          <w:szCs w:val="28"/>
+        </w:rPr>
+      </w:pPr>
+    </w:p>
+    <w:p>
+      <w:pPr>
+        <w:ind w:left="1440"/>
+        <w:rPr>
+          <w:sz w:val="28"/>
+          <w:szCs w:val="28"/>
+        </w:rPr>
+      </w:pPr>
+    </w:p>
+    <w:p>
+      <w:pPr>
+        <w:rPr>
+          <w:b/>
+          <w:bCs/>
+          <w:sz w:val="28"/>
+          <w:szCs w:val="28"/>
+        </w:rPr>
+      </w:pPr>
+      <w:r>
+        <w:rPr>
+          <w:b/>
+          <w:bCs/>
+          <w:sz w:val="28"/>
+          <w:szCs w:val="28"/>
+        </w:rPr>
+        <w:t>Exercício 3: Sistema de Gestão dos Institutos</w:t>
+      </w:r>
+    </w:p>
+    <w:p>
+      <w:pPr>
+        <w:rPr>
+          <w:sz w:val="32"/>
+          <w:szCs w:val="32"/>
+        </w:rPr>
+      </w:pPr>
+      <w:r>
+        <w:rPr>
+          <w:sz w:val="32"/>
+          <w:szCs w:val="32"/>
+        </w:rPr>
+        <w:t>Caso de Uso: Lançar Objetivos Estratégicos</w:t>
+      </w:r>
+    </w:p>
+    <w:p>
+      <w:pPr>
+        <w:rPr>
+          <w:sz w:val="28"/>
+          <w:szCs w:val="28"/>
+        </w:rPr>
+      </w:pPr>
+      <w:r>
+        <w:rPr>
+          <w:b/>
+          <w:bCs/>
+          <w:sz w:val="28"/>
+          <w:szCs w:val="28"/>
+        </w:rPr>
+        <w:t>Descrição:</w:t>
+      </w:r>
+      <w:r>
+        <w:rPr>
+          <w:sz w:val="28"/>
+          <w:szCs w:val="28"/>
+        </w:rPr>
+        <w:t xml:space="preserve"> Permite que utilizadores autorizados (Reitor ou Diretor do Campus) registem e lancem os objetivos estratégicos no sistema de gestão.</w:t>
+      </w:r>
+    </w:p>
+    <w:p>
+      <w:pPr>
+        <w:rPr>
+          <w:sz w:val="28"/>
+          <w:szCs w:val="28"/>
+        </w:rPr>
+      </w:pPr>
+      <w:r>
+        <w:rPr>
+          <w:b/>
+          <w:bCs/>
+          <w:sz w:val="28"/>
+          <w:szCs w:val="28"/>
+        </w:rPr>
+        <w:t>Atores:</w:t>
+      </w:r>
+      <w:r>
+        <w:rPr>
+          <w:sz w:val="28"/>
+          <w:szCs w:val="28"/>
+        </w:rPr>
+        <w:t xml:space="preserve"> Reitor, Diretor</w:t>
+      </w:r>
+      <w:r>
+        <w:rPr>
+          <w:sz w:val="28"/>
+          <w:szCs w:val="28"/>
+        </w:rPr>
+        <w:t>.</w:t>
+      </w:r>
+    </w:p>
+    <w:p>
+      <w:pPr>
+        <w:rPr>
+          <w:sz w:val="28"/>
+          <w:szCs w:val="28"/>
+        </w:rPr>
+      </w:pPr>
+      <w:r>
+        <w:rPr>
+          <w:b/>
+          <w:bCs/>
+          <w:sz w:val="28"/>
+          <w:szCs w:val="28"/>
+        </w:rPr>
+        <w:t>Pré-condições:</w:t>
+      </w:r>
+    </w:p>
+    <w:p>
+      <w:pPr>
+        <w:rPr>
+          <w:sz w:val="28"/>
+          <w:szCs w:val="28"/>
+        </w:rPr>
+      </w:pPr>
+      <w:r>
+        <w:rPr>
+          <w:sz w:val="28"/>
+          <w:szCs w:val="28"/>
+        </w:rPr>
+        <w:t>O utilizador deve estar devidamente autenticado no sistema com perfil de Reitor ou Diretor do Campus.</w:t>
+      </w:r>
+    </w:p>
+    <w:p>
+      <w:pPr>
+        <w:rPr>
+          <w:sz w:val="28"/>
+          <w:szCs w:val="28"/>
+        </w:rPr>
+      </w:pPr>
+      <w:r>
+        <w:rPr>
+          <w:b/>
+          <w:bCs/>
+          <w:sz w:val="28"/>
+          <w:szCs w:val="28"/>
+        </w:rPr>
+        <w:lastRenderedPageBreak/>
+        <w:t>Pós-condições:</w:t>
+      </w:r>
+    </w:p>
+    <w:p>
+      <w:pPr>
+        <w:rPr>
+          <w:sz w:val="28"/>
+          <w:szCs w:val="28"/>
+        </w:rPr>
+      </w:pPr>
+      <w:r>
+        <w:rPr>
+          <w:sz w:val="28"/>
+          <w:szCs w:val="28"/>
+        </w:rPr>
+        <w:t>Os objetivos estratégicos ficam gravados e ativos na base de dados institucional.</w:t>
+      </w:r>
+    </w:p>
+    <w:p>
+      <w:pPr>
+        <w:rPr>
+          <w:b/>
+          <w:bCs/>
+          <w:sz w:val="28"/>
+          <w:szCs w:val="28"/>
+        </w:rPr>
+      </w:pPr>
+      <w:r>
+        <w:rPr>
+          <w:b/>
+          <w:bCs/>
+          <w:sz w:val="28"/>
+          <w:szCs w:val="28"/>
+        </w:rPr>
+        <w:t>Fluxo Principal:</w:t>
+      </w:r>
+    </w:p>
+    <w:p>
+      <w:pPr>
+        <w:ind w:left="360"/>
+        <w:rPr>
+          <w:sz w:val="28"/>
+          <w:szCs w:val="28"/>
+        </w:rPr>
+      </w:pPr>
+      <w:r>
+        <w:rPr>
+          <w:sz w:val="28"/>
+          <w:szCs w:val="28"/>
+        </w:rPr>
+        <w:t>O utilizador (Reitor ou Diretor) acede ao módulo de planeamento estratégico.</w:t>
+      </w:r>
+    </w:p>
+    <w:p>
+      <w:pPr>
+        <w:ind w:left="360"/>
+        <w:rPr>
+          <w:sz w:val="28"/>
+          <w:szCs w:val="28"/>
+        </w:rPr>
+      </w:pPr>
+      <w:r>
+        <w:rPr>
+          <w:sz w:val="28"/>
+          <w:szCs w:val="28"/>
+        </w:rPr>
+        <w:t xml:space="preserve">O utilizador seleciona a opção </w:t>
+      </w:r>
+      <w:r>
+        <w:rPr>
+          <w:sz w:val="28"/>
+          <w:szCs w:val="28"/>
+        </w:rPr>
+        <w:t>de Lançar Objetivos Estratégicos</w:t>
+      </w:r>
+      <w:r>
+        <w:rPr>
+          <w:sz w:val="28"/>
+          <w:szCs w:val="28"/>
+        </w:rPr>
+        <w:t>.</w:t>
+      </w:r>
+    </w:p>
+    <w:p>
+      <w:pPr>
+        <w:ind w:left="360"/>
+        <w:rPr>
+          <w:sz w:val="28"/>
+          <w:szCs w:val="28"/>
+        </w:rPr>
+      </w:pPr>
+      <w:r>
+        <w:rPr>
+          <w:sz w:val="28"/>
+          <w:szCs w:val="28"/>
+        </w:rPr>
+        <w:t>O sistema apresenta o formulário de registo de metas e objetivos.</w:t>
+      </w:r>
+    </w:p>
+    <w:p>
+      <w:pPr>
+        <w:ind w:left="360"/>
+        <w:rPr>
+          <w:sz w:val="28"/>
+          <w:szCs w:val="28"/>
+        </w:rPr>
+      </w:pPr>
+      <w:r>
+        <w:rPr>
+          <w:sz w:val="28"/>
+          <w:szCs w:val="28"/>
+        </w:rPr>
+        <w:t>O utilizador preenche os dados do objetivo estratégico e confirma a submissão.</w:t>
+      </w:r>
+    </w:p>
+    <w:p>
+      <w:pPr>
+        <w:ind w:left="360"/>
+        <w:rPr>
+          <w:sz w:val="28"/>
+          <w:szCs w:val="28"/>
+        </w:rPr>
+      </w:pPr>
+      <w:r>
+        <w:rPr>
+          <w:sz w:val="28"/>
+          <w:szCs w:val="28"/>
+        </w:rPr>
+        <w:t>O sistema valida os campos obrigatórios e guarda as informações com sucesso.</w:t>
+      </w:r>
+    </w:p>
+    <w:p>
+      <w:pPr>
+        <w:rPr>
+          <w:b/>
+          <w:bCs/>
+          <w:sz w:val="28"/>
+          <w:szCs w:val="28"/>
+        </w:rPr>
+      </w:pPr>
+      <w:r>
+        <w:rPr>
+          <w:b/>
+          <w:bCs/>
+          <w:sz w:val="28"/>
+          <w:szCs w:val="28"/>
+        </w:rPr>
+        <w:t>Fluxo Alternativo / Exceção:</w:t>
+      </w:r>
+    </w:p>
+    <w:p>
+      <w:pPr>
+        <w:ind w:left="720"/>
+        <w:rPr>
+          <w:sz w:val="28"/>
+          <w:szCs w:val="28"/>
+        </w:rPr>
+      </w:pPr>
+      <w:r>
+        <w:rPr>
+          <w:b/>
+          <w:bCs/>
+          <w:sz w:val="28"/>
+          <w:szCs w:val="28"/>
+        </w:rPr>
+        <w:t>Dados incompletos ou inválidos:</w:t>
+      </w:r>
+    </w:p>
+    <w:p>
+      <w:pPr>
+        <w:ind w:left="1440"/>
+        <w:rPr>
+          <w:sz w:val="28"/>
+          <w:szCs w:val="28"/>
+        </w:rPr>
+      </w:pPr>
+      <w:r>
+        <w:rPr>
+          <w:sz w:val="28"/>
+          <w:szCs w:val="28"/>
+        </w:rPr>
+        <w:t>O sistema identifica campos obrigatórios em falta ou com formato incorreto.</w:t>
+      </w:r>
+    </w:p>
+    <w:p>
+      <w:pPr>
+        <w:ind w:left="1440"/>
+        <w:rPr>
+          <w:sz w:val="28"/>
+          <w:szCs w:val="28"/>
+        </w:rPr>
+      </w:pPr>
+      <w:r>
+        <w:rPr>
+          <w:sz w:val="28"/>
+          <w:szCs w:val="28"/>
+        </w:rPr>
+        <w:t>O sistema cancela a gravação e sinaliza os campos que precisam de correção.</w:t>
       </w:r>
     </w:p>
     <w:p>
@@ -1198,6 +2433,586 @@
 <file path=word/numbering.xml><?xml version="1.0" encoding="utf-8"?>
 <w:numbering xmlns:wpc="http://schemas.microsoft.com/office/word/2010/wordprocessingCanvas" xmlns:cx="http://schemas.microsoft.com/office/drawing/2014/chartex" xmlns:cx1="http://schemas.microsoft.com/office/drawing/2015/9/8/chartex" xmlns:cx2="http://schemas.microsoft.com/office/drawing/2015/10/21/chartex" xmlns:cx3="http://schemas.microsoft.com/office/drawing/2016/5/9/chartex" xmlns:cx4="http://schemas.microsoft.com/office/drawing/2016/5/10/chartex" xmlns:cx5="http://schemas.microsoft.com/office/drawing/2016/5/11/chartex" xmlns:cx6="http://schemas.microsoft.com/office/drawing/2016/5/12/chartex" xmlns:cx7="http://schemas.microsoft.com/office/drawing/2016/5/13/chartex" xmlns:cx8="http://schemas.microsoft.com/office/drawing/2016/5/14/chartex" xmlns:mc="http://schemas.openxmlformats.org/markup-compatibility/2006" xmlns:aink="http://schemas.microsoft.com/office/drawing/2016/ink" xmlns:am3d="http://schemas.microsoft.com/office/drawing/2017/model3d" xmlns:o="urn:schemas-microsoft-com:office:office" xmlns:oel="http://schemas.microsoft.com/office/2019/extlst" xmlns:r="http://schemas.openxmlformats.org/officeDocument/2006/relationships" xmlns:m="http://schemas.openxmlformats.org/officeDocument/2006/math" xmlns:v="urn:schemas-microsoft-com:vml" xmlns:wp14="http://schemas.microsoft.com/office/word/2010/wordprocessingDrawing" xmlns:wp="http://schemas.openxmlformats.org/drawingml/2006/wordprocessingDrawing" xmlns:w10="urn:schemas-microsoft-com:office:word" xmlns:w="http://schemas.openxmlformats.org/wordprocessingml/2006/main" xmlns:w14="http://schemas.microsoft.com/office/word/2010/wordml" xmlns:w15="http://schemas.microsoft.com/office/word/2012/wordml" xmlns:w16cex="http://schemas.microsoft.com/office/word/2018/wordml/cex" xmlns:w16cid="http://schemas.microsoft.com/office/word/2016/wordml/cid" xmlns:w16="http://schemas.microsoft.com/office/word/2018/wordml" xmlns:w16du="http://schemas.microsoft.com/office/word/2023/wordml/word16du" xmlns:w16sdtdh="http://schemas.microsoft.com/office/word/2020/wordml/sdtdatahash" xmlns:w16sdtfl="http://schemas.microsoft.com/office/word/2024/wordml/sdtformatlock" xmlns:w16se="http://schemas.microsoft.com/office/word/2015/wordml/symex" xmlns:wpg="http://schemas.microsoft.com/office/word/2010/wordprocessingGroup" xmlns:wpi="http://schemas.microsoft.com/office/word/2010/wordprocessingInk" xmlns:wne="http://schemas.microsoft.com/office/word/2006/wordml" xmlns:wps="http://schemas.microsoft.com/office/word/2010/wordprocessingShape" mc:Ignorable="w14 w15 w16se w16cid w16 w16cex w16sdtdh w16sdtfl w16du wp14">
   <w:abstractNum w:abstractNumId="0" w15:restartNumberingAfterBreak="0">
+    <w:nsid w:val="04EC09C2"/>
+    <w:multiLevelType w:val="multilevel"/>
+    <w:tmpl w:val="16D088CC"/>
+    <w:lvl w:ilvl="0">
+      <w:start w:val="1"/>
+      <w:numFmt w:val="bullet"/>
+      <w:lvlText w:val=""/>
+      <w:lvlJc w:val="left"/>
+      <w:pPr>
+        <w:tabs>
+          <w:tab w:val="num" w:pos="720"/>
+        </w:tabs>
+        <w:ind w:left="720" w:hanging="360"/>
+      </w:pPr>
+      <w:rPr>
+        <w:rFonts w:ascii="Symbol" w:hAnsi="Symbol" w:hint="default"/>
+        <w:sz w:val="20"/>
+      </w:rPr>
+    </w:lvl>
+    <w:lvl w:ilvl="1">
+      <w:start w:val="1"/>
+      <w:numFmt w:val="decimal"/>
+      <w:lvlText w:val="%2."/>
+      <w:lvlJc w:val="left"/>
+      <w:pPr>
+        <w:tabs>
+          <w:tab w:val="num" w:pos="1440"/>
+        </w:tabs>
+        <w:ind w:left="1440" w:hanging="360"/>
+      </w:pPr>
+    </w:lvl>
+    <w:lvl w:ilvl="2" w:tentative="1">
+      <w:start w:val="1"/>
+      <w:numFmt w:val="bullet"/>
+      <w:lvlText w:val=""/>
+      <w:lvlJc w:val="left"/>
+      <w:pPr>
+        <w:tabs>
+          <w:tab w:val="num" w:pos="2160"/>
+        </w:tabs>
+        <w:ind w:left="2160" w:hanging="360"/>
+      </w:pPr>
+      <w:rPr>
+        <w:rFonts w:ascii="Wingdings" w:hAnsi="Wingdings" w:hint="default"/>
+        <w:sz w:val="20"/>
+      </w:rPr>
+    </w:lvl>
+    <w:lvl w:ilvl="3" w:tentative="1">
+      <w:start w:val="1"/>
+      <w:numFmt w:val="bullet"/>
+      <w:lvlText w:val=""/>
+      <w:lvlJc w:val="left"/>
+      <w:pPr>
+        <w:tabs>
+          <w:tab w:val="num" w:pos="2880"/>
+        </w:tabs>
+        <w:ind w:left="2880" w:hanging="360"/>
+      </w:pPr>
+      <w:rPr>
+        <w:rFonts w:ascii="Wingdings" w:hAnsi="Wingdings" w:hint="default"/>
+        <w:sz w:val="20"/>
+      </w:rPr>
+    </w:lvl>
+    <w:lvl w:ilvl="4" w:tentative="1">
+      <w:start w:val="1"/>
+      <w:numFmt w:val="bullet"/>
+      <w:lvlText w:val=""/>
+      <w:lvlJc w:val="left"/>
+      <w:pPr>
+        <w:tabs>
+          <w:tab w:val="num" w:pos="3600"/>
+        </w:tabs>
+        <w:ind w:left="3600" w:hanging="360"/>
+      </w:pPr>
+      <w:rPr>
+        <w:rFonts w:ascii="Wingdings" w:hAnsi="Wingdings" w:hint="default"/>
+        <w:sz w:val="20"/>
+      </w:rPr>
+    </w:lvl>
+    <w:lvl w:ilvl="5" w:tentative="1">
+      <w:start w:val="1"/>
+      <w:numFmt w:val="bullet"/>
+      <w:lvlText w:val=""/>
+      <w:lvlJc w:val="left"/>
+      <w:pPr>
+        <w:tabs>
+          <w:tab w:val="num" w:pos="4320"/>
+        </w:tabs>
+        <w:ind w:left="4320" w:hanging="360"/>
+      </w:pPr>
+      <w:rPr>
+        <w:rFonts w:ascii="Wingdings" w:hAnsi="Wingdings" w:hint="default"/>
+        <w:sz w:val="20"/>
+      </w:rPr>
+    </w:lvl>
+    <w:lvl w:ilvl="6" w:tentative="1">
+      <w:start w:val="1"/>
+      <w:numFmt w:val="bullet"/>
+      <w:lvlText w:val=""/>
+      <w:lvlJc w:val="left"/>
+      <w:pPr>
+        <w:tabs>
+          <w:tab w:val="num" w:pos="5040"/>
+        </w:tabs>
+        <w:ind w:left="5040" w:hanging="360"/>
+      </w:pPr>
+      <w:rPr>
+        <w:rFonts w:ascii="Wingdings" w:hAnsi="Wingdings" w:hint="default"/>
+        <w:sz w:val="20"/>
+      </w:rPr>
+    </w:lvl>
+    <w:lvl w:ilvl="7" w:tentative="1">
+      <w:start w:val="1"/>
+      <w:numFmt w:val="bullet"/>
+      <w:lvlText w:val=""/>
+      <w:lvlJc w:val="left"/>
+      <w:pPr>
+        <w:tabs>
+          <w:tab w:val="num" w:pos="5760"/>
+        </w:tabs>
+        <w:ind w:left="5760" w:hanging="360"/>
+      </w:pPr>
+      <w:rPr>
+        <w:rFonts w:ascii="Wingdings" w:hAnsi="Wingdings" w:hint="default"/>
+        <w:sz w:val="20"/>
+      </w:rPr>
+    </w:lvl>
+    <w:lvl w:ilvl="8" w:tentative="1">
+      <w:start w:val="1"/>
+      <w:numFmt w:val="bullet"/>
+      <w:lvlText w:val=""/>
+      <w:lvlJc w:val="left"/>
+      <w:pPr>
+        <w:tabs>
+          <w:tab w:val="num" w:pos="6480"/>
+        </w:tabs>
+        <w:ind w:left="6480" w:hanging="360"/>
+      </w:pPr>
+      <w:rPr>
+        <w:rFonts w:ascii="Wingdings" w:hAnsi="Wingdings" w:hint="default"/>
+        <w:sz w:val="20"/>
+      </w:rPr>
+    </w:lvl>
+  </w:abstractNum>
+  <w:abstractNum w:abstractNumId="1" w15:restartNumberingAfterBreak="0">
+    <w:nsid w:val="0F3B6F8B"/>
+    <w:multiLevelType w:val="multilevel"/>
+    <w:tmpl w:val="ED1A7E34"/>
+    <w:lvl w:ilvl="0">
+      <w:start w:val="1"/>
+      <w:numFmt w:val="bullet"/>
+      <w:lvlText w:val=""/>
+      <w:lvlJc w:val="left"/>
+      <w:pPr>
+        <w:tabs>
+          <w:tab w:val="num" w:pos="720"/>
+        </w:tabs>
+        <w:ind w:left="720" w:hanging="360"/>
+      </w:pPr>
+      <w:rPr>
+        <w:rFonts w:ascii="Symbol" w:hAnsi="Symbol" w:hint="default"/>
+        <w:sz w:val="20"/>
+      </w:rPr>
+    </w:lvl>
+    <w:lvl w:ilvl="1">
+      <w:start w:val="1"/>
+      <w:numFmt w:val="decimal"/>
+      <w:lvlText w:val="%2."/>
+      <w:lvlJc w:val="left"/>
+      <w:pPr>
+        <w:tabs>
+          <w:tab w:val="num" w:pos="1440"/>
+        </w:tabs>
+        <w:ind w:left="1440" w:hanging="360"/>
+      </w:pPr>
+    </w:lvl>
+    <w:lvl w:ilvl="2" w:tentative="1">
+      <w:start w:val="1"/>
+      <w:numFmt w:val="bullet"/>
+      <w:lvlText w:val=""/>
+      <w:lvlJc w:val="left"/>
+      <w:pPr>
+        <w:tabs>
+          <w:tab w:val="num" w:pos="2160"/>
+        </w:tabs>
+        <w:ind w:left="2160" w:hanging="360"/>
+      </w:pPr>
+      <w:rPr>
+        <w:rFonts w:ascii="Wingdings" w:hAnsi="Wingdings" w:hint="default"/>
+        <w:sz w:val="20"/>
+      </w:rPr>
+    </w:lvl>
+    <w:lvl w:ilvl="3" w:tentative="1">
+      <w:start w:val="1"/>
+      <w:numFmt w:val="bullet"/>
+      <w:lvlText w:val=""/>
+      <w:lvlJc w:val="left"/>
+      <w:pPr>
+        <w:tabs>
+          <w:tab w:val="num" w:pos="2880"/>
+        </w:tabs>
+        <w:ind w:left="2880" w:hanging="360"/>
+      </w:pPr>
+      <w:rPr>
+        <w:rFonts w:ascii="Wingdings" w:hAnsi="Wingdings" w:hint="default"/>
+        <w:sz w:val="20"/>
+      </w:rPr>
+    </w:lvl>
+    <w:lvl w:ilvl="4" w:tentative="1">
+      <w:start w:val="1"/>
+      <w:numFmt w:val="bullet"/>
+      <w:lvlText w:val=""/>
+      <w:lvlJc w:val="left"/>
+      <w:pPr>
+        <w:tabs>
+          <w:tab w:val="num" w:pos="3600"/>
+        </w:tabs>
+        <w:ind w:left="3600" w:hanging="360"/>
+      </w:pPr>
+      <w:rPr>
+        <w:rFonts w:ascii="Wingdings" w:hAnsi="Wingdings" w:hint="default"/>
+        <w:sz w:val="20"/>
+      </w:rPr>
+    </w:lvl>
+    <w:lvl w:ilvl="5" w:tentative="1">
+      <w:start w:val="1"/>
+      <w:numFmt w:val="bullet"/>
+      <w:lvlText w:val=""/>
+      <w:lvlJc w:val="left"/>
+      <w:pPr>
+        <w:tabs>
+          <w:tab w:val="num" w:pos="4320"/>
+        </w:tabs>
+        <w:ind w:left="4320" w:hanging="360"/>
+      </w:pPr>
+      <w:rPr>
+        <w:rFonts w:ascii="Wingdings" w:hAnsi="Wingdings" w:hint="default"/>
+        <w:sz w:val="20"/>
+      </w:rPr>
+    </w:lvl>
+    <w:lvl w:ilvl="6" w:tentative="1">
+      <w:start w:val="1"/>
+      <w:numFmt w:val="bullet"/>
+      <w:lvlText w:val=""/>
+      <w:lvlJc w:val="left"/>
+      <w:pPr>
+        <w:tabs>
+          <w:tab w:val="num" w:pos="5040"/>
+        </w:tabs>
+        <w:ind w:left="5040" w:hanging="360"/>
+      </w:pPr>
+      <w:rPr>
+        <w:rFonts w:ascii="Wingdings" w:hAnsi="Wingdings" w:hint="default"/>
+        <w:sz w:val="20"/>
+      </w:rPr>
+    </w:lvl>
+    <w:lvl w:ilvl="7" w:tentative="1">
+      <w:start w:val="1"/>
+      <w:numFmt w:val="bullet"/>
+      <w:lvlText w:val=""/>
+      <w:lvlJc w:val="left"/>
+      <w:pPr>
+        <w:tabs>
+          <w:tab w:val="num" w:pos="5760"/>
+        </w:tabs>
+        <w:ind w:left="5760" w:hanging="360"/>
+      </w:pPr>
+      <w:rPr>
+        <w:rFonts w:ascii="Wingdings" w:hAnsi="Wingdings" w:hint="default"/>
+        <w:sz w:val="20"/>
+      </w:rPr>
+    </w:lvl>
+    <w:lvl w:ilvl="8" w:tentative="1">
+      <w:start w:val="1"/>
+      <w:numFmt w:val="bullet"/>
+      <w:lvlText w:val=""/>
+      <w:lvlJc w:val="left"/>
+      <w:pPr>
+        <w:tabs>
+          <w:tab w:val="num" w:pos="6480"/>
+        </w:tabs>
+        <w:ind w:left="6480" w:hanging="360"/>
+      </w:pPr>
+      <w:rPr>
+        <w:rFonts w:ascii="Wingdings" w:hAnsi="Wingdings" w:hint="default"/>
+        <w:sz w:val="20"/>
+      </w:rPr>
+    </w:lvl>
+  </w:abstractNum>
+  <w:abstractNum w:abstractNumId="2" w15:restartNumberingAfterBreak="0">
+    <w:nsid w:val="1B1C48C8"/>
+    <w:multiLevelType w:val="multilevel"/>
+    <w:tmpl w:val="C1E86E56"/>
+    <w:lvl w:ilvl="0">
+      <w:start w:val="1"/>
+      <w:numFmt w:val="bullet"/>
+      <w:lvlText w:val=""/>
+      <w:lvlJc w:val="left"/>
+      <w:pPr>
+        <w:tabs>
+          <w:tab w:val="num" w:pos="720"/>
+        </w:tabs>
+        <w:ind w:left="720" w:hanging="360"/>
+      </w:pPr>
+      <w:rPr>
+        <w:rFonts w:ascii="Symbol" w:hAnsi="Symbol" w:hint="default"/>
+        <w:sz w:val="20"/>
+      </w:rPr>
+    </w:lvl>
+    <w:lvl w:ilvl="1">
+      <w:start w:val="1"/>
+      <w:numFmt w:val="decimal"/>
+      <w:lvlText w:val="%2."/>
+      <w:lvlJc w:val="left"/>
+      <w:pPr>
+        <w:tabs>
+          <w:tab w:val="num" w:pos="1440"/>
+        </w:tabs>
+        <w:ind w:left="1440" w:hanging="360"/>
+      </w:pPr>
+    </w:lvl>
+    <w:lvl w:ilvl="2" w:tentative="1">
+      <w:start w:val="1"/>
+      <w:numFmt w:val="bullet"/>
+      <w:lvlText w:val=""/>
+      <w:lvlJc w:val="left"/>
+      <w:pPr>
+        <w:tabs>
+          <w:tab w:val="num" w:pos="2160"/>
+        </w:tabs>
+        <w:ind w:left="2160" w:hanging="360"/>
+      </w:pPr>
+      <w:rPr>
+        <w:rFonts w:ascii="Wingdings" w:hAnsi="Wingdings" w:hint="default"/>
+        <w:sz w:val="20"/>
+      </w:rPr>
+    </w:lvl>
+    <w:lvl w:ilvl="3" w:tentative="1">
+      <w:start w:val="1"/>
+      <w:numFmt w:val="bullet"/>
+      <w:lvlText w:val=""/>
+      <w:lvlJc w:val="left"/>
+      <w:pPr>
+        <w:tabs>
+          <w:tab w:val="num" w:pos="2880"/>
+        </w:tabs>
+        <w:ind w:left="2880" w:hanging="360"/>
+      </w:pPr>
+      <w:rPr>
+        <w:rFonts w:ascii="Wingdings" w:hAnsi="Wingdings" w:hint="default"/>
+        <w:sz w:val="20"/>
+      </w:rPr>
+    </w:lvl>
+    <w:lvl w:ilvl="4" w:tentative="1">
+      <w:start w:val="1"/>
+      <w:numFmt w:val="bullet"/>
+      <w:lvlText w:val=""/>
+      <w:lvlJc w:val="left"/>
+      <w:pPr>
+        <w:tabs>
+          <w:tab w:val="num" w:pos="3600"/>
+        </w:tabs>
+        <w:ind w:left="3600" w:hanging="360"/>
+      </w:pPr>
+      <w:rPr>
+        <w:rFonts w:ascii="Wingdings" w:hAnsi="Wingdings" w:hint="default"/>
+        <w:sz w:val="20"/>
+      </w:rPr>
+    </w:lvl>
+    <w:lvl w:ilvl="5" w:tentative="1">
+      <w:start w:val="1"/>
+      <w:numFmt w:val="bullet"/>
+      <w:lvlText w:val=""/>
+      <w:lvlJc w:val="left"/>
+      <w:pPr>
+        <w:tabs>
+          <w:tab w:val="num" w:pos="4320"/>
+        </w:tabs>
+        <w:ind w:left="4320" w:hanging="360"/>
+      </w:pPr>
+      <w:rPr>
+        <w:rFonts w:ascii="Wingdings" w:hAnsi="Wingdings" w:hint="default"/>
+        <w:sz w:val="20"/>
+      </w:rPr>
+    </w:lvl>
+    <w:lvl w:ilvl="6" w:tentative="1">
+      <w:start w:val="1"/>
+      <w:numFmt w:val="bullet"/>
+      <w:lvlText w:val=""/>
+      <w:lvlJc w:val="left"/>
+      <w:pPr>
+        <w:tabs>
+          <w:tab w:val="num" w:pos="5040"/>
+        </w:tabs>
+        <w:ind w:left="5040" w:hanging="360"/>
+      </w:pPr>
+      <w:rPr>
+        <w:rFonts w:ascii="Wingdings" w:hAnsi="Wingdings" w:hint="default"/>
+        <w:sz w:val="20"/>
+      </w:rPr>
+    </w:lvl>
+    <w:lvl w:ilvl="7" w:tentative="1">
+      <w:start w:val="1"/>
+      <w:numFmt w:val="bullet"/>
+      <w:lvlText w:val=""/>
+      <w:lvlJc w:val="left"/>
+      <w:pPr>
+        <w:tabs>
+          <w:tab w:val="num" w:pos="5760"/>
+        </w:tabs>
+        <w:ind w:left="5760" w:hanging="360"/>
+      </w:pPr>
+      <w:rPr>
+        <w:rFonts w:ascii="Wingdings" w:hAnsi="Wingdings" w:hint="default"/>
+        <w:sz w:val="20"/>
+      </w:rPr>
+    </w:lvl>
+    <w:lvl w:ilvl="8" w:tentative="1">
+      <w:start w:val="1"/>
+      <w:numFmt w:val="bullet"/>
+      <w:lvlText w:val=""/>
+      <w:lvlJc w:val="left"/>
+      <w:pPr>
+        <w:tabs>
+          <w:tab w:val="num" w:pos="6480"/>
+        </w:tabs>
+        <w:ind w:left="6480" w:hanging="360"/>
+      </w:pPr>
+      <w:rPr>
+        <w:rFonts w:ascii="Wingdings" w:hAnsi="Wingdings" w:hint="default"/>
+        <w:sz w:val="20"/>
+      </w:rPr>
+    </w:lvl>
+  </w:abstractNum>
+  <w:abstractNum w:abstractNumId="3" w15:restartNumberingAfterBreak="0">
+    <w:nsid w:val="20935C7D"/>
+    <w:multiLevelType w:val="multilevel"/>
+    <w:tmpl w:val="FA9E120C"/>
+    <w:lvl w:ilvl="0">
+      <w:start w:val="1"/>
+      <w:numFmt w:val="bullet"/>
+      <w:lvlText w:val=""/>
+      <w:lvlJc w:val="left"/>
+      <w:pPr>
+        <w:tabs>
+          <w:tab w:val="num" w:pos="720"/>
+        </w:tabs>
+        <w:ind w:left="720" w:hanging="360"/>
+      </w:pPr>
+      <w:rPr>
+        <w:rFonts w:ascii="Symbol" w:hAnsi="Symbol" w:hint="default"/>
+        <w:sz w:val="20"/>
+      </w:rPr>
+    </w:lvl>
+    <w:lvl w:ilvl="1">
+      <w:start w:val="1"/>
+      <w:numFmt w:val="decimal"/>
+      <w:lvlText w:val="%2."/>
+      <w:lvlJc w:val="left"/>
+      <w:pPr>
+        <w:tabs>
+          <w:tab w:val="num" w:pos="1440"/>
+        </w:tabs>
+        <w:ind w:left="1440" w:hanging="360"/>
+      </w:pPr>
+    </w:lvl>
+    <w:lvl w:ilvl="2" w:tentative="1">
+      <w:start w:val="1"/>
+      <w:numFmt w:val="bullet"/>
+      <w:lvlText w:val=""/>
+      <w:lvlJc w:val="left"/>
+      <w:pPr>
+        <w:tabs>
+          <w:tab w:val="num" w:pos="2160"/>
+        </w:tabs>
+        <w:ind w:left="2160" w:hanging="360"/>
+      </w:pPr>
+      <w:rPr>
+        <w:rFonts w:ascii="Wingdings" w:hAnsi="Wingdings" w:hint="default"/>
+        <w:sz w:val="20"/>
+      </w:rPr>
+    </w:lvl>
+    <w:lvl w:ilvl="3" w:tentative="1">
+      <w:start w:val="1"/>
+      <w:numFmt w:val="bullet"/>
+      <w:lvlText w:val=""/>
+      <w:lvlJc w:val="left"/>
+      <w:pPr>
+        <w:tabs>
+          <w:tab w:val="num" w:pos="2880"/>
+        </w:tabs>
+        <w:ind w:left="2880" w:hanging="360"/>
+      </w:pPr>
+      <w:rPr>
+        <w:rFonts w:ascii="Wingdings" w:hAnsi="Wingdings" w:hint="default"/>
+        <w:sz w:val="20"/>
+      </w:rPr>
+    </w:lvl>
+    <w:lvl w:ilvl="4" w:tentative="1">
+      <w:start w:val="1"/>
+      <w:numFmt w:val="bullet"/>
+      <w:lvlText w:val=""/>
+      <w:lvlJc w:val="left"/>
+      <w:pPr>
+        <w:tabs>
+          <w:tab w:val="num" w:pos="3600"/>
+        </w:tabs>
+        <w:ind w:left="3600" w:hanging="360"/>
+      </w:pPr>
+      <w:rPr>
+        <w:rFonts w:ascii="Wingdings" w:hAnsi="Wingdings" w:hint="default"/>
+        <w:sz w:val="20"/>
+      </w:rPr>
+    </w:lvl>
+    <w:lvl w:ilvl="5" w:tentative="1">
+      <w:start w:val="1"/>
+      <w:numFmt w:val="bullet"/>
+      <w:lvlText w:val=""/>
+      <w:lvlJc w:val="left"/>
+      <w:pPr>
+        <w:tabs>
+          <w:tab w:val="num" w:pos="4320"/>
+        </w:tabs>
+        <w:ind w:left="4320" w:hanging="360"/>
+      </w:pPr>
+      <w:rPr>
+        <w:rFonts w:ascii="Wingdings" w:hAnsi="Wingdings" w:hint="default"/>
+        <w:sz w:val="20"/>
+      </w:rPr>
+    </w:lvl>
+    <w:lvl w:ilvl="6" w:tentative="1">
+      <w:start w:val="1"/>
+      <w:numFmt w:val="bullet"/>
+      <w:lvlText w:val=""/>
+      <w:lvlJc w:val="left"/>
+      <w:pPr>
+        <w:tabs>
+          <w:tab w:val="num" w:pos="5040"/>
+        </w:tabs>
+        <w:ind w:left="5040" w:hanging="360"/>
+      </w:pPr>
+      <w:rPr>
+        <w:rFonts w:ascii="Wingdings" w:hAnsi="Wingdings" w:hint="default"/>
+        <w:sz w:val="20"/>
+      </w:rPr>
+    </w:lvl>
+    <w:lvl w:ilvl="7" w:tentative="1">
+      <w:start w:val="1"/>
+      <w:numFmt w:val="bullet"/>
+      <w:lvlText w:val=""/>
+      <w:lvlJc w:val="left"/>
+      <w:pPr>
+        <w:tabs>
+          <w:tab w:val="num" w:pos="5760"/>
+        </w:tabs>
+        <w:ind w:left="5760" w:hanging="360"/>
+      </w:pPr>
+      <w:rPr>
+        <w:rFonts w:ascii="Wingdings" w:hAnsi="Wingdings" w:hint="default"/>
+        <w:sz w:val="20"/>
+      </w:rPr>
+    </w:lvl>
+    <w:lvl w:ilvl="8" w:tentative="1">
+      <w:start w:val="1"/>
+      <w:numFmt w:val="bullet"/>
+      <w:lvlText w:val=""/>
+      <w:lvlJc w:val="left"/>
+      <w:pPr>
+        <w:tabs>
+          <w:tab w:val="num" w:pos="6480"/>
+        </w:tabs>
+        <w:ind w:left="6480" w:hanging="360"/>
+      </w:pPr>
+      <w:rPr>
+        <w:rFonts w:ascii="Wingdings" w:hAnsi="Wingdings" w:hint="default"/>
+        <w:sz w:val="20"/>
+      </w:rPr>
+    </w:lvl>
+  </w:abstractNum>
+  <w:abstractNum w:abstractNumId="4" w15:restartNumberingAfterBreak="0">
     <w:nsid w:val="26036B85"/>
     <w:multiLevelType w:val="multilevel"/>
     <w:tmpl w:val="1A708A96"/>
@@ -1346,7 +3161,152 @@
       </w:rPr>
     </w:lvl>
   </w:abstractNum>
-  <w:abstractNum w:abstractNumId="1" w15:restartNumberingAfterBreak="0">
+  <w:abstractNum w:abstractNumId="5" w15:restartNumberingAfterBreak="0">
+    <w:nsid w:val="2BAC16FD"/>
+    <w:multiLevelType w:val="multilevel"/>
+    <w:tmpl w:val="52CE2116"/>
+    <w:lvl w:ilvl="0">
+      <w:start w:val="1"/>
+      <w:numFmt w:val="bullet"/>
+      <w:lvlText w:val=""/>
+      <w:lvlJc w:val="left"/>
+      <w:pPr>
+        <w:tabs>
+          <w:tab w:val="num" w:pos="720"/>
+        </w:tabs>
+        <w:ind w:left="720" w:hanging="360"/>
+      </w:pPr>
+      <w:rPr>
+        <w:rFonts w:ascii="Symbol" w:hAnsi="Symbol" w:hint="default"/>
+        <w:sz w:val="20"/>
+      </w:rPr>
+    </w:lvl>
+    <w:lvl w:ilvl="1">
+      <w:start w:val="1"/>
+      <w:numFmt w:val="decimal"/>
+      <w:lvlText w:val="%2."/>
+      <w:lvlJc w:val="left"/>
+      <w:pPr>
+        <w:tabs>
+          <w:tab w:val="num" w:pos="1440"/>
+        </w:tabs>
+        <w:ind w:left="1440" w:hanging="360"/>
+      </w:pPr>
+    </w:lvl>
+    <w:lvl w:ilvl="2" w:tentative="1">
+      <w:start w:val="1"/>
+      <w:numFmt w:val="bullet"/>
+      <w:lvlText w:val=""/>
+      <w:lvlJc w:val="left"/>
+      <w:pPr>
+        <w:tabs>
+          <w:tab w:val="num" w:pos="2160"/>
+        </w:tabs>
+        <w:ind w:left="2160" w:hanging="360"/>
+      </w:pPr>
+      <w:rPr>
+        <w:rFonts w:ascii="Wingdings" w:hAnsi="Wingdings" w:hint="default"/>
+        <w:sz w:val="20"/>
+      </w:rPr>
+    </w:lvl>
+    <w:lvl w:ilvl="3" w:tentative="1">
+      <w:start w:val="1"/>
+      <w:numFmt w:val="bullet"/>
+      <w:lvlText w:val=""/>
+      <w:lvlJc w:val="left"/>
+      <w:pPr>
+        <w:tabs>
+          <w:tab w:val="num" w:pos="2880"/>
+        </w:tabs>
+        <w:ind w:left="2880" w:hanging="360"/>
+      </w:pPr>
+      <w:rPr>
+        <w:rFonts w:ascii="Wingdings" w:hAnsi="Wingdings" w:hint="default"/>
+        <w:sz w:val="20"/>
+      </w:rPr>
+    </w:lvl>
+    <w:lvl w:ilvl="4" w:tentative="1">
+      <w:start w:val="1"/>
+      <w:numFmt w:val="bullet"/>
+      <w:lvlText w:val=""/>
+      <w:lvlJc w:val="left"/>
+      <w:pPr>
+        <w:tabs>
+          <w:tab w:val="num" w:pos="3600"/>
+        </w:tabs>
+        <w:ind w:left="3600" w:hanging="360"/>
+      </w:pPr>
+      <w:rPr>
+        <w:rFonts w:ascii="Wingdings" w:hAnsi="Wingdings" w:hint="default"/>
+        <w:sz w:val="20"/>
+      </w:rPr>
+    </w:lvl>
+    <w:lvl w:ilvl="5" w:tentative="1">
+      <w:start w:val="1"/>
+      <w:numFmt w:val="bullet"/>
+      <w:lvlText w:val=""/>
+      <w:lvlJc w:val="left"/>
+      <w:pPr>
+        <w:tabs>
+          <w:tab w:val="num" w:pos="4320"/>
+        </w:tabs>
+        <w:ind w:left="4320" w:hanging="360"/>
+      </w:pPr>
+      <w:rPr>
+        <w:rFonts w:ascii="Wingdings" w:hAnsi="Wingdings" w:hint="default"/>
+        <w:sz w:val="20"/>
+      </w:rPr>
+    </w:lvl>
+    <w:lvl w:ilvl="6" w:tentative="1">
+      <w:start w:val="1"/>
+      <w:numFmt w:val="bullet"/>
+      <w:lvlText w:val=""/>
+      <w:lvlJc w:val="left"/>
+      <w:pPr>
+        <w:tabs>
+          <w:tab w:val="num" w:pos="5040"/>
+        </w:tabs>
+        <w:ind w:left="5040" w:hanging="360"/>
+      </w:pPr>
+      <w:rPr>
+        <w:rFonts w:ascii="Wingdings" w:hAnsi="Wingdings" w:hint="default"/>
+        <w:sz w:val="20"/>
+      </w:rPr>
+    </w:lvl>
+    <w:lvl w:ilvl="7" w:tentative="1">
+      <w:start w:val="1"/>
+      <w:numFmt w:val="bullet"/>
+      <w:lvlText w:val=""/>
+      <w:lvlJc w:val="left"/>
+      <w:pPr>
+        <w:tabs>
+          <w:tab w:val="num" w:pos="5760"/>
+        </w:tabs>
+        <w:ind w:left="5760" w:hanging="360"/>
+      </w:pPr>
+      <w:rPr>
+        <w:rFonts w:ascii="Wingdings" w:hAnsi="Wingdings" w:hint="default"/>
+        <w:sz w:val="20"/>
+      </w:rPr>
+    </w:lvl>
+    <w:lvl w:ilvl="8" w:tentative="1">
+      <w:start w:val="1"/>
+      <w:numFmt w:val="bullet"/>
+      <w:lvlText w:val=""/>
+      <w:lvlJc w:val="left"/>
+      <w:pPr>
+        <w:tabs>
+          <w:tab w:val="num" w:pos="6480"/>
+        </w:tabs>
+        <w:ind w:left="6480" w:hanging="360"/>
+      </w:pPr>
+      <w:rPr>
+        <w:rFonts w:ascii="Wingdings" w:hAnsi="Wingdings" w:hint="default"/>
+        <w:sz w:val="20"/>
+      </w:rPr>
+    </w:lvl>
+  </w:abstractNum>
+  <w:abstractNum w:abstractNumId="6" w15:restartNumberingAfterBreak="0">
     <w:nsid w:val="2D961746"/>
     <w:multiLevelType w:val="multilevel"/>
     <w:tmpl w:val="3E78D988"/>
@@ -1495,7 +3455,152 @@
       </w:rPr>
     </w:lvl>
   </w:abstractNum>
-  <w:abstractNum w:abstractNumId="2" w15:restartNumberingAfterBreak="0">
+  <w:abstractNum w:abstractNumId="7" w15:restartNumberingAfterBreak="0">
+    <w:nsid w:val="31C63A16"/>
+    <w:multiLevelType w:val="multilevel"/>
+    <w:tmpl w:val="54E65C48"/>
+    <w:lvl w:ilvl="0">
+      <w:start w:val="1"/>
+      <w:numFmt w:val="bullet"/>
+      <w:lvlText w:val=""/>
+      <w:lvlJc w:val="left"/>
+      <w:pPr>
+        <w:tabs>
+          <w:tab w:val="num" w:pos="720"/>
+        </w:tabs>
+        <w:ind w:left="720" w:hanging="360"/>
+      </w:pPr>
+      <w:rPr>
+        <w:rFonts w:ascii="Symbol" w:hAnsi="Symbol" w:hint="default"/>
+        <w:sz w:val="20"/>
+      </w:rPr>
+    </w:lvl>
+    <w:lvl w:ilvl="1">
+      <w:start w:val="1"/>
+      <w:numFmt w:val="decimal"/>
+      <w:lvlText w:val="%2."/>
+      <w:lvlJc w:val="left"/>
+      <w:pPr>
+        <w:tabs>
+          <w:tab w:val="num" w:pos="1440"/>
+        </w:tabs>
+        <w:ind w:left="1440" w:hanging="360"/>
+      </w:pPr>
+    </w:lvl>
+    <w:lvl w:ilvl="2" w:tentative="1">
+      <w:start w:val="1"/>
+      <w:numFmt w:val="bullet"/>
+      <w:lvlText w:val=""/>
+      <w:lvlJc w:val="left"/>
+      <w:pPr>
+        <w:tabs>
+          <w:tab w:val="num" w:pos="2160"/>
+        </w:tabs>
+        <w:ind w:left="2160" w:hanging="360"/>
+      </w:pPr>
+      <w:rPr>
+        <w:rFonts w:ascii="Wingdings" w:hAnsi="Wingdings" w:hint="default"/>
+        <w:sz w:val="20"/>
+      </w:rPr>
+    </w:lvl>
+    <w:lvl w:ilvl="3" w:tentative="1">
+      <w:start w:val="1"/>
+      <w:numFmt w:val="bullet"/>
+      <w:lvlText w:val=""/>
+      <w:lvlJc w:val="left"/>
+      <w:pPr>
+        <w:tabs>
+          <w:tab w:val="num" w:pos="2880"/>
+        </w:tabs>
+        <w:ind w:left="2880" w:hanging="360"/>
+      </w:pPr>
+      <w:rPr>
+        <w:rFonts w:ascii="Wingdings" w:hAnsi="Wingdings" w:hint="default"/>
+        <w:sz w:val="20"/>
+      </w:rPr>
+    </w:lvl>
+    <w:lvl w:ilvl="4" w:tentative="1">
+      <w:start w:val="1"/>
+      <w:numFmt w:val="bullet"/>
+      <w:lvlText w:val=""/>
+      <w:lvlJc w:val="left"/>
+      <w:pPr>
+        <w:tabs>
+          <w:tab w:val="num" w:pos="3600"/>
+        </w:tabs>
+        <w:ind w:left="3600" w:hanging="360"/>
+      </w:pPr>
+      <w:rPr>
+        <w:rFonts w:ascii="Wingdings" w:hAnsi="Wingdings" w:hint="default"/>
+        <w:sz w:val="20"/>
+      </w:rPr>
+    </w:lvl>
+    <w:lvl w:ilvl="5" w:tentative="1">
+      <w:start w:val="1"/>
+      <w:numFmt w:val="bullet"/>
+      <w:lvlText w:val=""/>
+      <w:lvlJc w:val="left"/>
+      <w:pPr>
+        <w:tabs>
+          <w:tab w:val="num" w:pos="4320"/>
+        </w:tabs>
+        <w:ind w:left="4320" w:hanging="360"/>
+      </w:pPr>
+      <w:rPr>
+        <w:rFonts w:ascii="Wingdings" w:hAnsi="Wingdings" w:hint="default"/>
+        <w:sz w:val="20"/>
+      </w:rPr>
+    </w:lvl>
+    <w:lvl w:ilvl="6" w:tentative="1">
+      <w:start w:val="1"/>
+      <w:numFmt w:val="bullet"/>
+      <w:lvlText w:val=""/>
+      <w:lvlJc w:val="left"/>
+      <w:pPr>
+        <w:tabs>
+          <w:tab w:val="num" w:pos="5040"/>
+        </w:tabs>
+        <w:ind w:left="5040" w:hanging="360"/>
+      </w:pPr>
+      <w:rPr>
+        <w:rFonts w:ascii="Wingdings" w:hAnsi="Wingdings" w:hint="default"/>
+        <w:sz w:val="20"/>
+      </w:rPr>
+    </w:lvl>
+    <w:lvl w:ilvl="7" w:tentative="1">
+      <w:start w:val="1"/>
+      <w:numFmt w:val="bullet"/>
+      <w:lvlText w:val=""/>
+      <w:lvlJc w:val="left"/>
+      <w:pPr>
+        <w:tabs>
+          <w:tab w:val="num" w:pos="5760"/>
+        </w:tabs>
+        <w:ind w:left="5760" w:hanging="360"/>
+      </w:pPr>
+      <w:rPr>
+        <w:rFonts w:ascii="Wingdings" w:hAnsi="Wingdings" w:hint="default"/>
+        <w:sz w:val="20"/>
+      </w:rPr>
+    </w:lvl>
+    <w:lvl w:ilvl="8" w:tentative="1">
+      <w:start w:val="1"/>
+      <w:numFmt w:val="bullet"/>
+      <w:lvlText w:val=""/>
+      <w:lvlJc w:val="left"/>
+      <w:pPr>
+        <w:tabs>
+          <w:tab w:val="num" w:pos="6480"/>
+        </w:tabs>
+        <w:ind w:left="6480" w:hanging="360"/>
+      </w:pPr>
+      <w:rPr>
+        <w:rFonts w:ascii="Wingdings" w:hAnsi="Wingdings" w:hint="default"/>
+        <w:sz w:val="20"/>
+      </w:rPr>
+    </w:lvl>
+  </w:abstractNum>
+  <w:abstractNum w:abstractNumId="8" w15:restartNumberingAfterBreak="0">
     <w:nsid w:val="34777D54"/>
     <w:multiLevelType w:val="multilevel"/>
     <w:tmpl w:val="933A86BC"/>
@@ -1644,7 +3749,120 @@
       </w:rPr>
     </w:lvl>
   </w:abstractNum>
-  <w:abstractNum w:abstractNumId="3" w15:restartNumberingAfterBreak="0">
+  <w:abstractNum w:abstractNumId="9" w15:restartNumberingAfterBreak="0">
+    <w:nsid w:val="3A57633A"/>
+    <w:multiLevelType w:val="multilevel"/>
+    <w:tmpl w:val="FC8C4A7E"/>
+    <w:lvl w:ilvl="0">
+      <w:start w:val="1"/>
+      <w:numFmt w:val="decimal"/>
+      <w:lvlText w:val="%1."/>
+      <w:lvlJc w:val="left"/>
+      <w:pPr>
+        <w:tabs>
+          <w:tab w:val="num" w:pos="720"/>
+        </w:tabs>
+        <w:ind w:left="720" w:hanging="360"/>
+      </w:pPr>
+    </w:lvl>
+    <w:lvl w:ilvl="1" w:tentative="1">
+      <w:start w:val="1"/>
+      <w:numFmt w:val="decimal"/>
+      <w:lvlText w:val="%2."/>
+      <w:lvlJc w:val="left"/>
+      <w:pPr>
+        <w:tabs>
+          <w:tab w:val="num" w:pos="1440"/>
+        </w:tabs>
+        <w:ind w:left="1440" w:hanging="360"/>
+      </w:pPr>
+    </w:lvl>
+    <w:lvl w:ilvl="2" w:tentative="1">
+      <w:start w:val="1"/>
+      <w:numFmt w:val="decimal"/>
+      <w:lvlText w:val="%3."/>
+      <w:lvlJc w:val="left"/>
+      <w:pPr>
+        <w:tabs>
+          <w:tab w:val="num" w:pos="2160"/>
+        </w:tabs>
+        <w:ind w:left="2160" w:hanging="360"/>
+      </w:pPr>
+    </w:lvl>
+    <w:lvl w:ilvl="3" w:tentative="1">
+      <w:start w:val="1"/>
+      <w:numFmt w:val="decimal"/>
+      <w:lvlText w:val="%4."/>
+      <w:lvlJc w:val="left"/>
+      <w:pPr>
+        <w:tabs>
+          <w:tab w:val="num" w:pos="2880"/>
+        </w:tabs>
+        <w:ind w:left="2880" w:hanging="360"/>
+      </w:pPr>
+    </w:lvl>
+    <w:lvl w:ilvl="4" w:tentative="1">
+      <w:start w:val="1"/>
+      <w:numFmt w:val="decimal"/>
+      <w:lvlText w:val="%5."/>
+      <w:lvlJc w:val="left"/>
+      <w:pPr>
+        <w:tabs>
+          <w:tab w:val="num" w:pos="3600"/>
+        </w:tabs>
+        <w:ind w:left="3600" w:hanging="360"/>
+      </w:pPr>
+    </w:lvl>
+    <w:lvl w:ilvl="5" w:tentative="1">
+      <w:start w:val="1"/>
+      <w:numFmt w:val="decimal"/>
+      <w:lvlText w:val="%6."/>
+      <w:lvlJc w:val="left"/>
+      <w:pPr>
+        <w:tabs>
+          <w:tab w:val="num" w:pos="4320"/>
+        </w:tabs>
+        <w:ind w:left="4320" w:hanging="360"/>
+      </w:pPr>
+    </w:lvl>
+    <w:lvl w:ilvl="6" w:tentative="1">
+      <w:start w:val="1"/>
+      <w:numFmt w:val="decimal"/>
+      <w:lvlText w:val="%7."/>
+      <w:lvlJc w:val="left"/>
+      <w:pPr>
+        <w:tabs>
+          <w:tab w:val="num" w:pos="5040"/>
+        </w:tabs>
+        <w:ind w:left="5040" w:hanging="360"/>
+      </w:pPr>
+    </w:lvl>
+    <w:lvl w:ilvl="7" w:tentative="1">
+      <w:start w:val="1"/>
+      <w:numFmt w:val="decimal"/>
+      <w:lvlText w:val="%8."/>
+      <w:lvlJc w:val="left"/>
+      <w:pPr>
+        <w:tabs>
+          <w:tab w:val="num" w:pos="5760"/>
+        </w:tabs>
+        <w:ind w:left="5760" w:hanging="360"/>
+      </w:pPr>
+    </w:lvl>
+    <w:lvl w:ilvl="8" w:tentative="1">
+      <w:start w:val="1"/>
+      <w:numFmt w:val="decimal"/>
+      <w:lvlText w:val="%9."/>
+      <w:lvlJc w:val="left"/>
+      <w:pPr>
+        <w:tabs>
+          <w:tab w:val="num" w:pos="6480"/>
+        </w:tabs>
+        <w:ind w:left="6480" w:hanging="360"/>
+      </w:pPr>
+    </w:lvl>
+  </w:abstractNum>
+  <w:abstractNum w:abstractNumId="10" w15:restartNumberingAfterBreak="0">
     <w:nsid w:val="4B2E7B3B"/>
     <w:multiLevelType w:val="multilevel"/>
     <w:tmpl w:val="97B8FDFC"/>
@@ -1793,7 +4011,120 @@
       </w:rPr>
     </w:lvl>
   </w:abstractNum>
-  <w:abstractNum w:abstractNumId="4" w15:restartNumberingAfterBreak="0">
+  <w:abstractNum w:abstractNumId="11" w15:restartNumberingAfterBreak="0">
+    <w:nsid w:val="5C724B1B"/>
+    <w:multiLevelType w:val="multilevel"/>
+    <w:tmpl w:val="1F381EAE"/>
+    <w:lvl w:ilvl="0">
+      <w:start w:val="1"/>
+      <w:numFmt w:val="decimal"/>
+      <w:lvlText w:val="%1."/>
+      <w:lvlJc w:val="left"/>
+      <w:pPr>
+        <w:tabs>
+          <w:tab w:val="num" w:pos="720"/>
+        </w:tabs>
+        <w:ind w:left="720" w:hanging="360"/>
+      </w:pPr>
+    </w:lvl>
+    <w:lvl w:ilvl="1" w:tentative="1">
+      <w:start w:val="1"/>
+      <w:numFmt w:val="decimal"/>
+      <w:lvlText w:val="%2."/>
+      <w:lvlJc w:val="left"/>
+      <w:pPr>
+        <w:tabs>
+          <w:tab w:val="num" w:pos="1440"/>
+        </w:tabs>
+        <w:ind w:left="1440" w:hanging="360"/>
+      </w:pPr>
+    </w:lvl>
+    <w:lvl w:ilvl="2" w:tentative="1">
+      <w:start w:val="1"/>
+      <w:numFmt w:val="decimal"/>
+      <w:lvlText w:val="%3."/>
+      <w:lvlJc w:val="left"/>
+      <w:pPr>
+        <w:tabs>
+          <w:tab w:val="num" w:pos="2160"/>
+        </w:tabs>
+        <w:ind w:left="2160" w:hanging="360"/>
+      </w:pPr>
+    </w:lvl>
+    <w:lvl w:ilvl="3" w:tentative="1">
+      <w:start w:val="1"/>
+      <w:numFmt w:val="decimal"/>
+      <w:lvlText w:val="%4."/>
+      <w:lvlJc w:val="left"/>
+      <w:pPr>
+        <w:tabs>
+          <w:tab w:val="num" w:pos="2880"/>
+        </w:tabs>
+        <w:ind w:left="2880" w:hanging="360"/>
+      </w:pPr>
+    </w:lvl>
+    <w:lvl w:ilvl="4" w:tentative="1">
+      <w:start w:val="1"/>
+      <w:numFmt w:val="decimal"/>
+      <w:lvlText w:val="%5."/>
+      <w:lvlJc w:val="left"/>
+      <w:pPr>
+        <w:tabs>
+          <w:tab w:val="num" w:pos="3600"/>
+        </w:tabs>
+        <w:ind w:left="3600" w:hanging="360"/>
+      </w:pPr>
+    </w:lvl>
+    <w:lvl w:ilvl="5" w:tentative="1">
+      <w:start w:val="1"/>
+      <w:numFmt w:val="decimal"/>
+      <w:lvlText w:val="%6."/>
+      <w:lvlJc w:val="left"/>
+      <w:pPr>
+        <w:tabs>
+          <w:tab w:val="num" w:pos="4320"/>
+        </w:tabs>
+        <w:ind w:left="4320" w:hanging="360"/>
+      </w:pPr>
+    </w:lvl>
+    <w:lvl w:ilvl="6" w:tentative="1">
+      <w:start w:val="1"/>
+      <w:numFmt w:val="decimal"/>
+      <w:lvlText w:val="%7."/>
+      <w:lvlJc w:val="left"/>
+      <w:pPr>
+        <w:tabs>
+          <w:tab w:val="num" w:pos="5040"/>
+        </w:tabs>
+        <w:ind w:left="5040" w:hanging="360"/>
+      </w:pPr>
+    </w:lvl>
+    <w:lvl w:ilvl="7" w:tentative="1">
+      <w:start w:val="1"/>
+      <w:numFmt w:val="decimal"/>
+      <w:lvlText w:val="%8."/>
+      <w:lvlJc w:val="left"/>
+      <w:pPr>
+        <w:tabs>
+          <w:tab w:val="num" w:pos="5760"/>
+        </w:tabs>
+        <w:ind w:left="5760" w:hanging="360"/>
+      </w:pPr>
+    </w:lvl>
+    <w:lvl w:ilvl="8" w:tentative="1">
+      <w:start w:val="1"/>
+      <w:numFmt w:val="decimal"/>
+      <w:lvlText w:val="%9."/>
+      <w:lvlJc w:val="left"/>
+      <w:pPr>
+        <w:tabs>
+          <w:tab w:val="num" w:pos="6480"/>
+        </w:tabs>
+        <w:ind w:left="6480" w:hanging="360"/>
+      </w:pPr>
+    </w:lvl>
+  </w:abstractNum>
+  <w:abstractNum w:abstractNumId="12" w15:restartNumberingAfterBreak="0">
     <w:nsid w:val="5CA56426"/>
     <w:multiLevelType w:val="multilevel"/>
     <w:tmpl w:val="7ED89FFA"/>
@@ -1942,20 +4273,178 @@
       </w:rPr>
     </w:lvl>
   </w:abstractNum>
+  <w:abstractNum w:abstractNumId="13" w15:restartNumberingAfterBreak="0">
+    <w:nsid w:val="78DE357B"/>
+    <w:multiLevelType w:val="multilevel"/>
+    <w:tmpl w:val="CB76EB68"/>
+    <w:lvl w:ilvl="0">
+      <w:start w:val="1"/>
+      <w:numFmt w:val="decimal"/>
+      <w:lvlText w:val="%1."/>
+      <w:lvlJc w:val="left"/>
+      <w:pPr>
+        <w:tabs>
+          <w:tab w:val="num" w:pos="720"/>
+        </w:tabs>
+        <w:ind w:left="720" w:hanging="360"/>
+      </w:pPr>
+    </w:lvl>
+    <w:lvl w:ilvl="1" w:tentative="1">
+      <w:start w:val="1"/>
+      <w:numFmt w:val="decimal"/>
+      <w:lvlText w:val="%2."/>
+      <w:lvlJc w:val="left"/>
+      <w:pPr>
+        <w:tabs>
+          <w:tab w:val="num" w:pos="1440"/>
+        </w:tabs>
+        <w:ind w:left="1440" w:hanging="360"/>
+      </w:pPr>
+    </w:lvl>
+    <w:lvl w:ilvl="2" w:tentative="1">
+      <w:start w:val="1"/>
+      <w:numFmt w:val="decimal"/>
+      <w:lvlText w:val="%3."/>
+      <w:lvlJc w:val="left"/>
+      <w:pPr>
+        <w:tabs>
+          <w:tab w:val="num" w:pos="2160"/>
+        </w:tabs>
+        <w:ind w:left="2160" w:hanging="360"/>
+      </w:pPr>
+    </w:lvl>
+    <w:lvl w:ilvl="3" w:tentative="1">
+      <w:start w:val="1"/>
+      <w:numFmt w:val="decimal"/>
+      <w:lvlText w:val="%4."/>
+      <w:lvlJc w:val="left"/>
+      <w:pPr>
+        <w:tabs>
+          <w:tab w:val="num" w:pos="2880"/>
+        </w:tabs>
+        <w:ind w:left="2880" w:hanging="360"/>
+      </w:pPr>
+    </w:lvl>
+    <w:lvl w:ilvl="4" w:tentative="1">
+      <w:start w:val="1"/>
+      <w:numFmt w:val="decimal"/>
+      <w:lvlText w:val="%5."/>
+      <w:lvlJc w:val="left"/>
+      <w:pPr>
+        <w:tabs>
+          <w:tab w:val="num" w:pos="3600"/>
+        </w:tabs>
+        <w:ind w:left="3600" w:hanging="360"/>
+      </w:pPr>
+    </w:lvl>
+    <w:lvl w:ilvl="5" w:tentative="1">
+      <w:start w:val="1"/>
+      <w:numFmt w:val="decimal"/>
+      <w:lvlText w:val="%6."/>
+      <w:lvlJc w:val="left"/>
+      <w:pPr>
+        <w:tabs>
+          <w:tab w:val="num" w:pos="4320"/>
+        </w:tabs>
+        <w:ind w:left="4320" w:hanging="360"/>
+      </w:pPr>
+    </w:lvl>
+    <w:lvl w:ilvl="6" w:tentative="1">
+      <w:start w:val="1"/>
+      <w:numFmt w:val="decimal"/>
+      <w:lvlText w:val="%7."/>
+      <w:lvlJc w:val="left"/>
+      <w:pPr>
+        <w:tabs>
+          <w:tab w:val="num" w:pos="5040"/>
+        </w:tabs>
+        <w:ind w:left="5040" w:hanging="360"/>
+      </w:pPr>
+    </w:lvl>
+    <w:lvl w:ilvl="7" w:tentative="1">
+      <w:start w:val="1"/>
+      <w:numFmt w:val="decimal"/>
+      <w:lvlText w:val="%8."/>
+      <w:lvlJc w:val="left"/>
+      <w:pPr>
+        <w:tabs>
+          <w:tab w:val="num" w:pos="5760"/>
+        </w:tabs>
+        <w:ind w:left="5760" w:hanging="360"/>
+      </w:pPr>
+    </w:lvl>
+    <w:lvl w:ilvl="8" w:tentative="1">
+      <w:start w:val="1"/>
+      <w:numFmt w:val="decimal"/>
+      <w:lvlText w:val="%9."/>
+      <w:lvlJc w:val="left"/>
+      <w:pPr>
+        <w:tabs>
+          <w:tab w:val="num" w:pos="6480"/>
+        </w:tabs>
+        <w:ind w:left="6480" w:hanging="360"/>
+      </w:pPr>
+    </w:lvl>
+  </w:abstractNum>
   <w:num w:numId="1" w16cid:durableId="1510438126">
+    <w:abstractNumId w:val="12"/>
+  </w:num>
+  <w:num w:numId="2" w16cid:durableId="831530106">
+    <w:abstractNumId w:val="8"/>
+  </w:num>
+  <w:num w:numId="3" w16cid:durableId="1780952692">
+    <w:abstractNumId w:val="6"/>
+  </w:num>
+  <w:num w:numId="4" w16cid:durableId="97258331">
     <w:abstractNumId w:val="4"/>
   </w:num>
-  <w:num w:numId="2" w16cid:durableId="831530106">
+  <w:num w:numId="5" w16cid:durableId="1034690778">
+    <w:abstractNumId w:val="10"/>
+  </w:num>
+  <w:num w:numId="6" w16cid:durableId="798915722">
     <w:abstractNumId w:val="2"/>
   </w:num>
-  <w:num w:numId="3" w16cid:durableId="1780952692">
-    <w:abstractNumId w:val="1"/>
+  <w:num w:numId="7" w16cid:durableId="364673447">
+    <w:abstractNumId w:val="2"/>
+    <w:lvlOverride w:ilvl="1">
+      <w:startOverride w:val="1"/>
+    </w:lvlOverride>
   </w:num>
-  <w:num w:numId="4" w16cid:durableId="97258331">
+  <w:num w:numId="8" w16cid:durableId="932519567">
+    <w:abstractNumId w:val="11"/>
+  </w:num>
+  <w:num w:numId="9" w16cid:durableId="1175606695">
     <w:abstractNumId w:val="0"/>
   </w:num>
-  <w:num w:numId="5" w16cid:durableId="1034690778">
+  <w:num w:numId="10" w16cid:durableId="1845243546">
     <w:abstractNumId w:val="3"/>
+  </w:num>
+  <w:num w:numId="11" w16cid:durableId="402070164">
+    <w:abstractNumId w:val="3"/>
+    <w:lvlOverride w:ilvl="1">
+      <w:startOverride w:val="1"/>
+    </w:lvlOverride>
+  </w:num>
+  <w:num w:numId="12" w16cid:durableId="1422945428">
+    <w:abstractNumId w:val="13"/>
+  </w:num>
+  <w:num w:numId="13" w16cid:durableId="1214076878">
+    <w:abstractNumId w:val="5"/>
+  </w:num>
+  <w:num w:numId="14" w16cid:durableId="1641811434">
+    <w:abstractNumId w:val="7"/>
+  </w:num>
+  <w:num w:numId="15" w16cid:durableId="148792645">
+    <w:abstractNumId w:val="7"/>
+    <w:lvlOverride w:ilvl="1">
+      <w:startOverride w:val="1"/>
+    </w:lvlOverride>
+  </w:num>
+  <w:num w:numId="16" w16cid:durableId="467935717">
+    <w:abstractNumId w:val="9"/>
+  </w:num>
+  <w:num w:numId="17" w16cid:durableId="184951497">
+    <w:abstractNumId w:val="1"/>
   </w:num>
 </w:numbering>
 </file>
@@ -2563,7 +5052,6 @@
   <w:style w:type="character" w:default="1" w:styleId="Fontepargpadro">
     <w:name w:val="Default Paragraph Font"/>
     <w:uiPriority w:val="1"/>
-    <w:semiHidden/>
     <w:unhideWhenUsed/>
   </w:style>
   <w:style w:type="table" w:default="1" w:styleId="Tabelanormal">
